--- a/spikes/outputs/wallets.docx
+++ b/spikes/outputs/wallets.docx
@@ -951,123 +951,338 @@
       </w:r>
     </w:p>
     <w:bookmarkEnd w:id="20"/>
-    <w:bookmarkStart w:id="21" w:name="ascii-layout"/>
+    <w:bookmarkStart w:id="21" w:name="transaction-structure-drt"/>
     <w:p>
       <w:pPr>
         <w:pStyle w:val="Heading3"/>
       </w:pPr>
       <w:r>
-        <w:t xml:space="preserve">1.2 ASCII layout</w:t>
-      </w:r>
-    </w:p>
-    <w:p>
-      <w:pPr>
-        <w:pStyle w:val="SourceCode"/>
-      </w:pPr>
-      <w:r>
-        <w:rPr>
-          <w:rStyle w:val="VerbatimChar"/>
-        </w:rPr>
-        <w:t xml:space="preserve">┌─────────────────────────────────────────────────────────────┐</w:t>
-      </w:r>
-      <w:r>
-        <w:br/>
-      </w:r>
-      <w:r>
-        <w:rPr>
-          <w:rStyle w:val="VerbatimChar"/>
-        </w:rPr>
-        <w:t xml:space="preserve">│ DRT (Deposit Request Transaction)                           │</w:t>
-      </w:r>
-      <w:r>
-        <w:br/>
-      </w:r>
-      <w:r>
-        <w:rPr>
-          <w:rStyle w:val="VerbatimChar"/>
-        </w:rPr>
-        <w:t xml:space="preserve">├─────────────────────────────────────────────────────────────┤</w:t>
-      </w:r>
-      <w:r>
-        <w:br/>
-      </w:r>
-      <w:r>
-        <w:rPr>
-          <w:rStyle w:val="VerbatimChar"/>
-        </w:rPr>
-        <w:t xml:space="preserve">│ IN:  user L1 UTXO(s)  [P2WPKH / P2TR / multisig / …]        │</w:t>
-      </w:r>
-      <w:r>
-        <w:br/>
-      </w:r>
-      <w:r>
-        <w:rPr>
-          <w:rStyle w:val="VerbatimChar"/>
-        </w:rPr>
-        <w:t xml:space="preserve">├─────────────────────────────────────────────────────────────┤</w:t>
-      </w:r>
-      <w:r>
-        <w:br/>
-      </w:r>
-      <w:r>
-        <w:rPr>
-          <w:rStyle w:val="VerbatimChar"/>
-        </w:rPr>
-        <w:t xml:space="preserve">│ OUT[0]: OP_RETURN(0)  → SPS-50 + recovery_pk + DepositDesc  │</w:t>
-      </w:r>
-      <w:r>
-        <w:br/>
-      </w:r>
-      <w:r>
-        <w:rPr>
-          <w:rStyle w:val="VerbatimChar"/>
-        </w:rPr>
-        <w:t xml:space="preserve">│ OUT[1]: P2TR          → value = d + bridge_fee              │</w:t>
-      </w:r>
-      <w:r>
-        <w:br/>
-      </w:r>
-      <w:r>
-        <w:rPr>
-          <w:rStyle w:val="VerbatimChar"/>
-        </w:rPr>
-        <w:t xml:space="preserve">│         internal_key = bridge MuSig2                        │</w:t>
-      </w:r>
-      <w:r>
-        <w:br/>
-      </w:r>
-      <w:r>
-        <w:rPr>
-          <w:rStyle w:val="VerbatimChar"/>
-        </w:rPr>
-        <w:t xml:space="preserve">│         tapscript    = pk(recovery) + older(delay)          │</w:t>
-      </w:r>
-      <w:r>
-        <w:br/>
-      </w:r>
-      <w:r>
-        <w:rPr>
-          <w:rStyle w:val="VerbatimChar"/>
-        </w:rPr>
-        <w:t xml:space="preserve">├─────────────────────────────────────────────────────────────┤</w:t>
-      </w:r>
-      <w:r>
-        <w:br/>
-      </w:r>
-      <w:r>
-        <w:rPr>
-          <w:rStyle w:val="VerbatimChar"/>
-        </w:rPr>
-        <w:t xml:space="preserve">│ OUT[?]: change → user L1 wallet (BDK)                       │</w:t>
-      </w:r>
-      <w:r>
-        <w:br/>
-      </w:r>
-      <w:r>
-        <w:rPr>
-          <w:rStyle w:val="VerbatimChar"/>
-        </w:rPr>
-        <w:t xml:space="preserve">└─────────────────────────────────────────────────────────────┘</w:t>
+        <w:t xml:space="preserve">1.2 Transaction structure (DRT)</w:t>
+      </w:r>
+    </w:p>
+    <w:p>
+      <w:pPr>
+        <w:pStyle w:val="Compact"/>
+        <w:numPr>
+          <w:ilvl w:val="0"/>
+          <w:numId w:val="1003"/>
+        </w:numPr>
+      </w:pPr>
+      <w:r>
+        <w:rPr>
+          <w:b/>
+          <w:bCs/>
+        </w:rPr>
+        <w:t xml:space="preserve">Transaction Type</w:t>
+      </w:r>
+      <w:r>
+        <w:t xml:space="preserve">: DRT (Deposit Request Transaction)</w:t>
+      </w:r>
+    </w:p>
+    <w:p>
+      <w:pPr>
+        <w:pStyle w:val="Compact"/>
+        <w:numPr>
+          <w:ilvl w:val="0"/>
+          <w:numId w:val="1003"/>
+        </w:numPr>
+      </w:pPr>
+      <w:r>
+        <w:rPr>
+          <w:b/>
+          <w:bCs/>
+        </w:rPr>
+        <w:t xml:space="preserve">Inputs (</w:t>
+      </w:r>
+      <w:r>
+        <w:rPr>
+          <w:rStyle w:val="VerbatimChar"/>
+          <w:b/>
+          <w:bCs/>
+        </w:rPr>
+        <w:t xml:space="preserve">IN</w:t>
+      </w:r>
+      <w:r>
+        <w:rPr>
+          <w:b/>
+          <w:bCs/>
+        </w:rPr>
+        <w:t xml:space="preserve">)</w:t>
+      </w:r>
+      <w:r>
+        <w:t xml:space="preserve">: User L1 UTXO(s) (e.g.,</w:t>
+      </w:r>
+      <w:r>
+        <w:t xml:space="preserve"> </w:t>
+      </w:r>
+      <w:r>
+        <w:rPr>
+          <w:rStyle w:val="VerbatimChar"/>
+        </w:rPr>
+        <w:t xml:space="preserve">P2WPKH</w:t>
+      </w:r>
+      <w:r>
+        <w:t xml:space="preserve">,</w:t>
+      </w:r>
+      <w:r>
+        <w:t xml:space="preserve"> </w:t>
+      </w:r>
+      <w:r>
+        <w:rPr>
+          <w:rStyle w:val="VerbatimChar"/>
+        </w:rPr>
+        <w:t xml:space="preserve">P2TR</w:t>
+      </w:r>
+      <w:r>
+        <w:t xml:space="preserve">, multisig, etc.)</w:t>
+      </w:r>
+    </w:p>
+    <w:p>
+      <w:pPr>
+        <w:pStyle w:val="Compact"/>
+        <w:numPr>
+          <w:ilvl w:val="0"/>
+          <w:numId w:val="1003"/>
+        </w:numPr>
+      </w:pPr>
+      <w:r>
+        <w:rPr>
+          <w:b/>
+          <w:bCs/>
+        </w:rPr>
+        <w:t xml:space="preserve">Outputs (</w:t>
+      </w:r>
+      <w:r>
+        <w:rPr>
+          <w:rStyle w:val="VerbatimChar"/>
+          <w:b/>
+          <w:bCs/>
+        </w:rPr>
+        <w:t xml:space="preserve">OUT</w:t>
+      </w:r>
+      <w:r>
+        <w:rPr>
+          <w:b/>
+          <w:bCs/>
+        </w:rPr>
+        <w:t xml:space="preserve">)</w:t>
+      </w:r>
+      <w:r>
+        <w:t xml:space="preserve">:</w:t>
+      </w:r>
+    </w:p>
+    <w:p>
+      <w:pPr>
+        <w:pStyle w:val="Compact"/>
+        <w:numPr>
+          <w:ilvl w:val="1"/>
+          <w:numId w:val="1004"/>
+        </w:numPr>
+      </w:pPr>
+      <w:r>
+        <w:rPr>
+          <w:rStyle w:val="VerbatimChar"/>
+          <w:b/>
+          <w:bCs/>
+        </w:rPr>
+        <w:t xml:space="preserve">OUT[0]</w:t>
+      </w:r>
+      <w:r>
+        <w:t xml:space="preserve">:</w:t>
+      </w:r>
+      <w:r>
+        <w:t xml:space="preserve"> </w:t>
+      </w:r>
+      <w:r>
+        <w:rPr>
+          <w:rStyle w:val="VerbatimChar"/>
+        </w:rPr>
+        <w:t xml:space="preserve">OP_RETURN</w:t>
+      </w:r>
+      <w:r>
+        <w:t xml:space="preserve"> </w:t>
+      </w:r>
+      <w:r>
+        <w:t xml:space="preserve">(0 value) containing:</w:t>
+      </w:r>
+      <w:r>
+        <w:t xml:space="preserve"> </w:t>
+      </w:r>
+      <w:r>
+        <w:rPr>
+          <w:rStyle w:val="VerbatimChar"/>
+        </w:rPr>
+        <w:t xml:space="preserve">SPS-50</w:t>
+      </w:r>
+      <w:r>
+        <w:t xml:space="preserve"> </w:t>
+      </w:r>
+      <w:r>
+        <w:t xml:space="preserve">+</w:t>
+      </w:r>
+      <w:r>
+        <w:t xml:space="preserve"> </w:t>
+      </w:r>
+      <w:r>
+        <w:rPr>
+          <w:rStyle w:val="VerbatimChar"/>
+        </w:rPr>
+        <w:t xml:space="preserve">recovery_pk</w:t>
+      </w:r>
+      <w:r>
+        <w:t xml:space="preserve"> </w:t>
+      </w:r>
+      <w:r>
+        <w:t xml:space="preserve">+</w:t>
+      </w:r>
+      <w:r>
+        <w:t xml:space="preserve"> </w:t>
+      </w:r>
+      <w:r>
+        <w:rPr>
+          <w:rStyle w:val="VerbatimChar"/>
+        </w:rPr>
+        <w:t xml:space="preserve">DepositDesc</w:t>
+      </w:r>
+    </w:p>
+    <w:p>
+      <w:pPr>
+        <w:pStyle w:val="Compact"/>
+        <w:numPr>
+          <w:ilvl w:val="1"/>
+          <w:numId w:val="1004"/>
+        </w:numPr>
+      </w:pPr>
+      <w:r>
+        <w:rPr>
+          <w:rStyle w:val="VerbatimChar"/>
+          <w:b/>
+          <w:bCs/>
+        </w:rPr>
+        <w:t xml:space="preserve">OUT[1]</w:t>
+      </w:r>
+      <w:r>
+        <w:t xml:space="preserve">:</w:t>
+      </w:r>
+      <w:r>
+        <w:t xml:space="preserve"> </w:t>
+      </w:r>
+      <w:r>
+        <w:rPr>
+          <w:rStyle w:val="VerbatimChar"/>
+        </w:rPr>
+        <w:t xml:space="preserve">P2TR</w:t>
+      </w:r>
+      <w:r>
+        <w:t xml:space="preserve"> </w:t>
+      </w:r>
+      <w:r>
+        <w:t xml:space="preserve">containing: value =</w:t>
+      </w:r>
+      <w:r>
+        <w:t xml:space="preserve"> </w:t>
+      </w:r>
+      <w:r>
+        <w:rPr>
+          <w:rStyle w:val="VerbatimChar"/>
+        </w:rPr>
+        <w:t xml:space="preserve">d</w:t>
+      </w:r>
+      <w:r>
+        <w:t xml:space="preserve"> </w:t>
+      </w:r>
+      <w:r>
+        <w:t xml:space="preserve">+</w:t>
+      </w:r>
+      <w:r>
+        <w:t xml:space="preserve"> </w:t>
+      </w:r>
+      <w:r>
+        <w:rPr>
+          <w:rStyle w:val="VerbatimChar"/>
+        </w:rPr>
+        <w:t xml:space="preserve">bridge_fee</w:t>
+      </w:r>
+    </w:p>
+    <w:p>
+      <w:pPr>
+        <w:pStyle w:val="Compact"/>
+        <w:numPr>
+          <w:ilvl w:val="2"/>
+          <w:numId w:val="1005"/>
+        </w:numPr>
+      </w:pPr>
+      <w:r>
+        <w:rPr>
+          <w:b/>
+          <w:bCs/>
+        </w:rPr>
+        <w:t xml:space="preserve">Internal Key</w:t>
+      </w:r>
+      <w:r>
+        <w:t xml:space="preserve">: Bridge MuSig2 aggregate key</w:t>
+      </w:r>
+    </w:p>
+    <w:p>
+      <w:pPr>
+        <w:pStyle w:val="Compact"/>
+        <w:numPr>
+          <w:ilvl w:val="2"/>
+          <w:numId w:val="1005"/>
+        </w:numPr>
+      </w:pPr>
+      <w:r>
+        <w:rPr>
+          <w:b/>
+          <w:bCs/>
+        </w:rPr>
+        <w:t xml:space="preserve">Tapscript (Script Path)</w:t>
+      </w:r>
+      <w:r>
+        <w:t xml:space="preserve">:</w:t>
+      </w:r>
+      <w:r>
+        <w:t xml:space="preserve"> </w:t>
+      </w:r>
+      <w:r>
+        <w:rPr>
+          <w:rStyle w:val="VerbatimChar"/>
+        </w:rPr>
+        <w:t xml:space="preserve">pk(recovery) + older(delay)</w:t>
+      </w:r>
+    </w:p>
+    <w:p>
+      <w:pPr>
+        <w:pStyle w:val="Compact"/>
+        <w:numPr>
+          <w:ilvl w:val="1"/>
+          <w:numId w:val="1004"/>
+        </w:numPr>
+      </w:pPr>
+      <w:r>
+        <w:rPr>
+          <w:rStyle w:val="VerbatimChar"/>
+          <w:b/>
+          <w:bCs/>
+        </w:rPr>
+        <w:t xml:space="preserve">OUT[?]</w:t>
+      </w:r>
+      <w:r>
+        <w:rPr>
+          <w:b/>
+          <w:bCs/>
+        </w:rPr>
+        <w:t xml:space="preserve"> </w:t>
+      </w:r>
+      <w:r>
+        <w:rPr>
+          <w:b/>
+          <w:bCs/>
+        </w:rPr>
+        <w:t xml:space="preserve">(Optional)</w:t>
+      </w:r>
+      <w:r>
+        <w:t xml:space="preserve">: Change output, sent back to the user’s L1 wallet (BDK)</w:t>
       </w:r>
     </w:p>
     <w:bookmarkEnd w:id="21"/>
@@ -1885,7 +2100,7 @@
         <w:pStyle w:val="Compact"/>
         <w:numPr>
           <w:ilvl w:val="0"/>
-          <w:numId w:val="1003"/>
+          <w:numId w:val="1006"/>
         </w:numPr>
       </w:pPr>
       <w:r>
@@ -1928,7 +2143,7 @@
         <w:pStyle w:val="Compact"/>
         <w:numPr>
           <w:ilvl w:val="0"/>
-          <w:numId w:val="1003"/>
+          <w:numId w:val="1006"/>
         </w:numPr>
       </w:pPr>
       <w:r>
@@ -1940,7 +2155,7 @@
         <w:pStyle w:val="Compact"/>
         <w:numPr>
           <w:ilvl w:val="0"/>
-          <w:numId w:val="1003"/>
+          <w:numId w:val="1006"/>
         </w:numPr>
       </w:pPr>
       <w:r>
@@ -1980,7 +2195,7 @@
         <w:pStyle w:val="Compact"/>
         <w:numPr>
           <w:ilvl w:val="0"/>
-          <w:numId w:val="1004"/>
+          <w:numId w:val="1007"/>
         </w:numPr>
       </w:pPr>
       <w:r>
@@ -2042,7 +2257,7 @@
         <w:pStyle w:val="Compact"/>
         <w:numPr>
           <w:ilvl w:val="0"/>
-          <w:numId w:val="1004"/>
+          <w:numId w:val="1007"/>
         </w:numPr>
       </w:pPr>
       <w:r>
@@ -2082,7 +2297,7 @@
         <w:pStyle w:val="Compact"/>
         <w:numPr>
           <w:ilvl w:val="0"/>
-          <w:numId w:val="1004"/>
+          <w:numId w:val="1007"/>
         </w:numPr>
       </w:pPr>
       <w:r>
@@ -2243,96 +2458,183 @@
       </w:r>
     </w:p>
     <w:bookmarkEnd w:id="24"/>
-    <w:bookmarkStart w:id="25" w:name="ascii-layout-1"/>
+    <w:bookmarkStart w:id="25" w:name="transaction-structure-recover"/>
     <w:p>
       <w:pPr>
         <w:pStyle w:val="Heading3"/>
       </w:pPr>
       <w:r>
-        <w:t xml:space="preserve">2.2 ASCII layout</w:t>
-      </w:r>
-    </w:p>
-    <w:p>
-      <w:pPr>
-        <w:pStyle w:val="SourceCode"/>
-      </w:pPr>
-      <w:r>
-        <w:rPr>
-          <w:rStyle w:val="VerbatimChar"/>
-        </w:rPr>
-        <w:t xml:space="preserve">┌─────────────────────────────────────────────────────────────┐</w:t>
-      </w:r>
-      <w:r>
-        <w:br/>
-      </w:r>
-      <w:r>
-        <w:rPr>
-          <w:rStyle w:val="VerbatimChar"/>
-        </w:rPr>
-        <w:t xml:space="preserve">│ Recover tx                                                  │</w:t>
-      </w:r>
-      <w:r>
-        <w:br/>
-      </w:r>
-      <w:r>
-        <w:rPr>
-          <w:rStyle w:val="VerbatimChar"/>
-        </w:rPr>
-        <w:t xml:space="preserve">├─────────────────────────────────────────────────────────────┤</w:t>
-      </w:r>
-      <w:r>
-        <w:br/>
-      </w:r>
-      <w:r>
-        <w:rPr>
-          <w:rStyle w:val="VerbatimChar"/>
-        </w:rPr>
-        <w:t xml:space="preserve">│ IN:  DRT bridge-in P2TR UTXO(s)                             │</w:t>
-      </w:r>
-      <w:r>
-        <w:br/>
-      </w:r>
-      <w:r>
-        <w:rPr>
-          <w:rStyle w:val="VerbatimChar"/>
-        </w:rPr>
-        <w:t xml:space="preserve">│      SPEND: tapscript pk(recovery) + older(delay)  [branch 1]│</w:t>
-      </w:r>
-      <w:r>
-        <w:br/>
-      </w:r>
-      <w:r>
-        <w:rPr>
-          <w:rStyle w:val="VerbatimChar"/>
-        </w:rPr>
-        <w:t xml:space="preserve">│      SIGN:  recovery_sk (software, from DescriptorRecovery) │</w:t>
-      </w:r>
-      <w:r>
-        <w:br/>
-      </w:r>
-      <w:r>
-        <w:rPr>
-          <w:rStyle w:val="VerbatimChar"/>
-        </w:rPr>
-        <w:t xml:space="preserve">├─────────────────────────────────────────────────────────────┤</w:t>
-      </w:r>
-      <w:r>
-        <w:br/>
-      </w:r>
-      <w:r>
-        <w:rPr>
-          <w:rStyle w:val="VerbatimChar"/>
-        </w:rPr>
-        <w:t xml:space="preserve">│ OUT: drain → user L1 receive address (+ fee)                │</w:t>
-      </w:r>
-      <w:r>
-        <w:br/>
-      </w:r>
-      <w:r>
-        <w:rPr>
-          <w:rStyle w:val="VerbatimChar"/>
-        </w:rPr>
-        <w:t xml:space="preserve">└─────────────────────────────────────────────────────────────┘</w:t>
+        <w:t xml:space="preserve">2.2 Transaction structure (Recover)</w:t>
+      </w:r>
+    </w:p>
+    <w:p>
+      <w:pPr>
+        <w:pStyle w:val="Compact"/>
+        <w:numPr>
+          <w:ilvl w:val="0"/>
+          <w:numId w:val="1008"/>
+        </w:numPr>
+      </w:pPr>
+      <w:r>
+        <w:rPr>
+          <w:b/>
+          <w:bCs/>
+        </w:rPr>
+        <w:t xml:space="preserve">Transaction Type</w:t>
+      </w:r>
+      <w:r>
+        <w:t xml:space="preserve">: Recover Transaction</w:t>
+      </w:r>
+    </w:p>
+    <w:p>
+      <w:pPr>
+        <w:pStyle w:val="Compact"/>
+        <w:numPr>
+          <w:ilvl w:val="0"/>
+          <w:numId w:val="1008"/>
+        </w:numPr>
+      </w:pPr>
+      <w:r>
+        <w:rPr>
+          <w:b/>
+          <w:bCs/>
+        </w:rPr>
+        <w:t xml:space="preserve">Inputs (</w:t>
+      </w:r>
+      <w:r>
+        <w:rPr>
+          <w:rStyle w:val="VerbatimChar"/>
+          <w:b/>
+          <w:bCs/>
+        </w:rPr>
+        <w:t xml:space="preserve">IN</w:t>
+      </w:r>
+      <w:r>
+        <w:rPr>
+          <w:b/>
+          <w:bCs/>
+        </w:rPr>
+        <w:t xml:space="preserve">)</w:t>
+      </w:r>
+      <w:r>
+        <w:t xml:space="preserve">: DRT bridge-in P2TR UTXO(s)</w:t>
+      </w:r>
+    </w:p>
+    <w:p>
+      <w:pPr>
+        <w:pStyle w:val="Compact"/>
+        <w:numPr>
+          <w:ilvl w:val="1"/>
+          <w:numId w:val="1009"/>
+        </w:numPr>
+      </w:pPr>
+      <w:r>
+        <w:rPr>
+          <w:b/>
+          <w:bCs/>
+        </w:rPr>
+        <w:t xml:space="preserve">Spend Path</w:t>
+      </w:r>
+      <w:r>
+        <w:t xml:space="preserve">: Tapscript</w:t>
+      </w:r>
+      <w:r>
+        <w:t xml:space="preserve"> </w:t>
+      </w:r>
+      <w:r>
+        <w:rPr>
+          <w:rStyle w:val="VerbatimChar"/>
+        </w:rPr>
+        <w:t xml:space="preserve">pk(recovery) + older(delay)</w:t>
+      </w:r>
+      <w:r>
+        <w:t xml:space="preserve"> </w:t>
+      </w:r>
+      <w:r>
+        <w:t xml:space="preserve">[branch 1]</w:t>
+      </w:r>
+    </w:p>
+    <w:p>
+      <w:pPr>
+        <w:pStyle w:val="Compact"/>
+        <w:numPr>
+          <w:ilvl w:val="1"/>
+          <w:numId w:val="1009"/>
+        </w:numPr>
+      </w:pPr>
+      <w:r>
+        <w:rPr>
+          <w:b/>
+          <w:bCs/>
+        </w:rPr>
+        <w:t xml:space="preserve">Signing Key</w:t>
+      </w:r>
+      <w:r>
+        <w:t xml:space="preserve">:</w:t>
+      </w:r>
+      <w:r>
+        <w:t xml:space="preserve"> </w:t>
+      </w:r>
+      <w:r>
+        <w:rPr>
+          <w:rStyle w:val="VerbatimChar"/>
+        </w:rPr>
+        <w:t xml:space="preserve">recovery_sk</w:t>
+      </w:r>
+      <w:r>
+        <w:t xml:space="preserve"> </w:t>
+      </w:r>
+      <w:r>
+        <w:t xml:space="preserve">(software-based, retrieved from</w:t>
+      </w:r>
+      <w:r>
+        <w:t xml:space="preserve"> </w:t>
+      </w:r>
+      <w:r>
+        <w:rPr>
+          <w:rStyle w:val="VerbatimChar"/>
+        </w:rPr>
+        <w:t xml:space="preserve">DescriptorRecovery</w:t>
+      </w:r>
+      <w:r>
+        <w:t xml:space="preserve"> </w:t>
+      </w:r>
+      <w:r>
+        <w:t xml:space="preserve">DB)</w:t>
+      </w:r>
+    </w:p>
+    <w:p>
+      <w:pPr>
+        <w:pStyle w:val="Compact"/>
+        <w:numPr>
+          <w:ilvl w:val="0"/>
+          <w:numId w:val="1008"/>
+        </w:numPr>
+      </w:pPr>
+      <w:r>
+        <w:rPr>
+          <w:b/>
+          <w:bCs/>
+        </w:rPr>
+        <w:t xml:space="preserve">Outputs (</w:t>
+      </w:r>
+      <w:r>
+        <w:rPr>
+          <w:rStyle w:val="VerbatimChar"/>
+          <w:b/>
+          <w:bCs/>
+        </w:rPr>
+        <w:t xml:space="preserve">OUT</w:t>
+      </w:r>
+      <w:r>
+        <w:rPr>
+          <w:b/>
+          <w:bCs/>
+        </w:rPr>
+        <w:t xml:space="preserve">)</w:t>
+      </w:r>
+      <w:r>
+        <w:t xml:space="preserve">: Drain to user L1 receive address (+ fee deduction)</w:t>
       </w:r>
     </w:p>
     <w:bookmarkEnd w:id="25"/>
@@ -3421,7 +3723,7 @@
         <w:pStyle w:val="Compact"/>
         <w:numPr>
           <w:ilvl w:val="0"/>
-          <w:numId w:val="1005"/>
+          <w:numId w:val="1010"/>
         </w:numPr>
       </w:pPr>
       <w:r>
@@ -4300,6 +4602,15 @@
     <w:abstractNumId w:val="991"/>
   </w:num>
   <w:num w:numId="1003">
+    <w:abstractNumId w:val="991"/>
+  </w:num>
+  <w:num w:numId="1004">
+    <w:abstractNumId w:val="991"/>
+  </w:num>
+  <w:num w:numId="1005">
+    <w:abstractNumId w:val="991"/>
+  </w:num>
+  <w:num w:numId="1006">
     <w:abstractNumId w:val="99411"/>
     <w:lvlOverride w:ilvl="0">
       <w:startOverride w:val="1"/>
@@ -4329,10 +4640,16 @@
       <w:startOverride w:val="1"/>
     </w:lvlOverride>
   </w:num>
-  <w:num w:numId="1004">
+  <w:num w:numId="1007">
     <w:abstractNumId w:val="991"/>
   </w:num>
-  <w:num w:numId="1005">
+  <w:num w:numId="1008">
+    <w:abstractNumId w:val="991"/>
+  </w:num>
+  <w:num w:numId="1009">
+    <w:abstractNumId w:val="991"/>
+  </w:num>
+  <w:num w:numId="1010">
     <w:abstractNumId w:val="99411"/>
     <w:lvlOverride w:ilvl="0">
       <w:startOverride w:val="1"/>
